--- a/Study Material/Unit -1 notes.docx
+++ b/Study Material/Unit -1 notes.docx
@@ -1,6 +1,6 @@
 
 <file path=word/document.xml><?xml version="1.0" encoding="utf-8"?>
-<w:document xmlns:wpc="http://schemas.microsoft.com/office/word/2010/wordprocessingCanvas" xmlns:cx="http://schemas.microsoft.com/office/drawing/2014/chartex" xmlns:cx1="http://schemas.microsoft.com/office/drawing/2015/9/8/chartex" xmlns:mc="http://schemas.openxmlformats.org/markup-compatibility/2006" xmlns:o="urn:schemas-microsoft-com:office:office" xmlns:r="http://schemas.openxmlformats.org/officeDocument/2006/relationships" xmlns:m="http://schemas.openxmlformats.org/officeDocument/2006/math" xmlns:v="urn:schemas-microsoft-com:vml" xmlns:wp14="http://schemas.microsoft.com/office/word/2010/wordprocessingDrawing" xmlns:wp="http://schemas.openxmlformats.org/drawingml/2006/wordprocessingDrawing" xmlns:w10="urn:schemas-microsoft-com:office:word" xmlns:w="http://schemas.openxmlformats.org/wordprocessingml/2006/main" xmlns:w14="http://schemas.microsoft.com/office/word/2010/wordml" xmlns:w15="http://schemas.microsoft.com/office/word/2012/wordml" xmlns:w16se="http://schemas.microsoft.com/office/word/2015/wordml/symex" xmlns:wpg="http://schemas.microsoft.com/office/word/2010/wordprocessingGroup" xmlns:wpi="http://schemas.microsoft.com/office/word/2010/wordprocessingInk" xmlns:wne="http://schemas.microsoft.com/office/word/2006/wordml" xmlns:wps="http://schemas.microsoft.com/office/word/2010/wordprocessingShape" mc:Ignorable="w14 w15 w16se wp14">
+<w:document xmlns:wpc="http://schemas.microsoft.com/office/word/2010/wordprocessingCanvas" xmlns:cx="http://schemas.microsoft.com/office/drawing/2014/chartex" xmlns:cx1="http://schemas.microsoft.com/office/drawing/2015/9/8/chartex" xmlns:cx2="http://schemas.microsoft.com/office/drawing/2015/10/21/chartex" xmlns:cx3="http://schemas.microsoft.com/office/drawing/2016/5/9/chartex" xmlns:cx4="http://schemas.microsoft.com/office/drawing/2016/5/10/chartex" xmlns:cx5="http://schemas.microsoft.com/office/drawing/2016/5/11/chartex" xmlns:cx6="http://schemas.microsoft.com/office/drawing/2016/5/12/chartex" xmlns:cx7="http://schemas.microsoft.com/office/drawing/2016/5/13/chartex" xmlns:cx8="http://schemas.microsoft.com/office/drawing/2016/5/14/chartex" xmlns:mc="http://schemas.openxmlformats.org/markup-compatibility/2006" xmlns:aink="http://schemas.microsoft.com/office/drawing/2016/ink" xmlns:am3d="http://schemas.microsoft.com/office/drawing/2017/model3d" xmlns:o="urn:schemas-microsoft-com:office:office" xmlns:oel="http://schemas.microsoft.com/office/2019/extlst" xmlns:r="http://schemas.openxmlformats.org/officeDocument/2006/relationships" xmlns:m="http://schemas.openxmlformats.org/officeDocument/2006/math" xmlns:v="urn:schemas-microsoft-com:vml" xmlns:wp14="http://schemas.microsoft.com/office/word/2010/wordprocessingDrawing" xmlns:wp="http://schemas.openxmlformats.org/drawingml/2006/wordprocessingDrawing" xmlns:w10="urn:schemas-microsoft-com:office:word" xmlns:w="http://schemas.openxmlformats.org/wordprocessingml/2006/main" xmlns:w14="http://schemas.microsoft.com/office/word/2010/wordml" xmlns:w15="http://schemas.microsoft.com/office/word/2012/wordml" xmlns:w16cex="http://schemas.microsoft.com/office/word/2018/wordml/cex" xmlns:w16cid="http://schemas.microsoft.com/office/word/2016/wordml/cid" xmlns:w16="http://schemas.microsoft.com/office/word/2018/wordml" xmlns:w16du="http://schemas.microsoft.com/office/word/2023/wordml/word16du" xmlns:w16sdtdh="http://schemas.microsoft.com/office/word/2020/wordml/sdtdatahash" xmlns:w16se="http://schemas.microsoft.com/office/word/2015/wordml/symex" xmlns:wpg="http://schemas.microsoft.com/office/word/2010/wordprocessingGroup" xmlns:wpi="http://schemas.microsoft.com/office/word/2010/wordprocessingInk" xmlns:wne="http://schemas.microsoft.com/office/word/2006/wordml" xmlns:wps="http://schemas.microsoft.com/office/word/2010/wordprocessingShape" mc:Ignorable="w14 w15 w16se w16cid w16 w16cex w16sdtdh w16du wp14">
   <w:body>
     <w:p>
       <w:pPr>
@@ -70,8 +70,6 @@
         </w:rPr>
         <w:t>“The Dream Machine.”</w:t>
       </w:r>
-      <w:bookmarkStart w:id="0" w:name="_GoBack"/>
-      <w:bookmarkEnd w:id="0"/>
     </w:p>
     <w:p>
       <w:pPr>
@@ -104,7 +102,7 @@
           <w:lang w:bidi="hi-IN"/>
         </w:rPr>
         <w:drawing>
-          <wp:inline distT="0" distB="0" distL="0" distR="0" wp14:anchorId="12634ACB" wp14:editId="063912D5">
+          <wp:inline distT="0" distB="0" distL="0" distR="0" wp14:anchorId="1E1994EC" wp14:editId="5672DE33">
             <wp:extent cx="5732780" cy="3761105"/>
             <wp:effectExtent l="0" t="0" r="0" b="0"/>
             <wp:docPr id="1" name="Picture 1" descr="https://qph.cf2.quoracdn.net/main-qimg-5c11eb68b15c2cf61b553ea9e908bd9d-lq"/>
@@ -203,7 +201,7 @@
           <w:lang w:bidi="hi-IN"/>
         </w:rPr>
         <w:drawing>
-          <wp:anchor distT="0" distB="0" distL="114300" distR="114300" simplePos="0" relativeHeight="251660288" behindDoc="0" locked="0" layoutInCell="1" allowOverlap="1" wp14:anchorId="56943AFC" wp14:editId="0FA7CBF0">
+          <wp:anchor distT="0" distB="0" distL="114300" distR="114300" simplePos="0" relativeHeight="251660288" behindDoc="0" locked="0" layoutInCell="1" allowOverlap="1" wp14:anchorId="0FC33AC6" wp14:editId="4FB27527">
             <wp:simplePos x="0" y="0"/>
             <wp:positionH relativeFrom="column">
               <wp:posOffset>1239824</wp:posOffset>
@@ -268,10 +266,9 @@
         </w:drawing>
       </w:r>
       <w:r>
-        <w:pict>
+        <w:pict w14:anchorId="55020E10">
           <v:rect id="AutoShape 7" o:spid="_x0000_s1026" alt="https://qph.cf2.quoracdn.net/main-qimg-60d060ef27e5461644fae9f5834b4019.webp" style="width:23.8pt;height:23.8pt;visibility:visible;mso-wrap-style:square;mso-left-percent:-10001;mso-top-percent:-10001;mso-position-horizontal:absolute;mso-position-horizontal-relative:char;mso-position-vertical:absolute;mso-position-vertical-relative:line;mso-left-percent:-10001;mso-top-percent:-10001;v-text-anchor:top" filled="f" stroked="f">
             <o:lock v:ext="edit" aspectratio="t"/>
-            <w10:wrap type="none"/>
             <w10:anchorlock/>
           </v:rect>
         </w:pict>
@@ -454,7 +451,7 @@
           <w:lang w:bidi="hi-IN"/>
         </w:rPr>
         <w:drawing>
-          <wp:inline distT="0" distB="0" distL="0" distR="0" wp14:anchorId="3347695D" wp14:editId="55A1F0F2">
+          <wp:inline distT="0" distB="0" distL="0" distR="0" wp14:anchorId="4AE25CC5" wp14:editId="690DCD0D">
             <wp:extent cx="5943600" cy="1604772"/>
             <wp:effectExtent l="0" t="0" r="0" b="0"/>
             <wp:docPr id="2" name="Picture 2" descr="Chronology"/>
@@ -525,7 +522,7 @@
         </w:rPr>
         <w:lastRenderedPageBreak/>
         <w:drawing>
-          <wp:inline distT="0" distB="0" distL="0" distR="0" wp14:anchorId="40A55DCA" wp14:editId="230BDB1D">
+          <wp:inline distT="0" distB="0" distL="0" distR="0" wp14:anchorId="5180639B" wp14:editId="457A2320">
             <wp:extent cx="5943600" cy="3387852"/>
             <wp:effectExtent l="0" t="0" r="0" b="0"/>
             <wp:docPr id="4" name="Picture 4" descr="https://res.cloudinary.com/practicaldev/image/fetch/s--Nd2yDO8k--/c_limit%2Cf_auto%2Cfl_progressive%2Cq_auto%2Cw_800/https:/miro.medium.com/max/3200/0%2A8IBkheXeqcR8IlNL"/>
@@ -3113,7 +3110,6 @@
           <w:shd w:val="clear" w:color="auto" w:fill="FFFFFF"/>
         </w:rPr>
       </w:pPr>
-      <w:proofErr w:type="gramStart"/>
       <w:r>
         <w:rPr>
           <w:rFonts w:ascii="Arial" w:hAnsi="Arial" w:cs="Arial"/>
@@ -3122,9 +3118,8 @@
           <w:szCs w:val="27"/>
           <w:shd w:val="clear" w:color="auto" w:fill="FFFFFF"/>
         </w:rPr>
-        <w:t>he</w:t>
-      </w:r>
-      <w:proofErr w:type="gramEnd"/>
+        <w:t>T</w:t>
+      </w:r>
       <w:r>
         <w:rPr>
           <w:rFonts w:ascii="Arial" w:hAnsi="Arial" w:cs="Arial"/>
@@ -3133,7 +3128,7 @@
           <w:szCs w:val="27"/>
           <w:shd w:val="clear" w:color="auto" w:fill="FFFFFF"/>
         </w:rPr>
-        <w:t xml:space="preserve"> W3C's goal is to create technical standards and guidelines for web technologies worldwide. These standards are intended to keep a consistent level of technical quality and compatibility concerning the World Wide Web. Developers who create web applications can have confidence in the tools they're using, as web applications using these standards have been vetted by experts. An example of a W3C standard is web browsers. Most use W3C standards, which enables them to interpret code such as Hypertext Markup Language (HTML) and Cascading Style Sheets (CSS).</w:t>
+        <w:t>he W3C's goal is to create technical standards and guidelines for web technologies worldwide. These standards are intended to keep a consistent level of technical quality and compatibility concerning the World Wide Web. Developers who create web applications can have confidence in the tools they're using, as web applications using these standards have been vetted by experts. An example of a W3C standard is web browsers. Most use W3C standards, which enables them to interpret code such as Hypertext Markup Language (HTML) and Cascading Style Sheets (CSS).</w:t>
       </w:r>
     </w:p>
     <w:p>
@@ -3775,39 +3770,19 @@
         </w:rPr>
         <w:t>Web Real-Time Communications (</w:t>
       </w:r>
-      <w:proofErr w:type="spellStart"/>
-      <w:r>
-        <w:fldChar w:fldCharType="begin"/>
-      </w:r>
-      <w:r>
-        <w:instrText xml:space="preserve"> HYPERLINK "https://www.techtarget.com/searchunifiedcommunications/definition/WebRTC-Web-Real-Time-Communications" </w:instrText>
-      </w:r>
-      <w:r>
-        <w:fldChar w:fldCharType="separate"/>
-      </w:r>
-      <w:r>
-        <w:rPr>
-          <w:rFonts w:ascii="Arial" w:eastAsia="Times New Roman" w:hAnsi="Arial" w:cs="Arial"/>
-          <w:color w:val="007CAD"/>
-          <w:sz w:val="27"/>
-          <w:szCs w:val="27"/>
-          <w:u w:val="single"/>
-          <w:lang w:bidi="hi-IN"/>
-        </w:rPr>
-        <w:t>WebRTC</w:t>
-      </w:r>
-      <w:proofErr w:type="spellEnd"/>
-      <w:r>
-        <w:rPr>
-          <w:rFonts w:ascii="Arial" w:eastAsia="Times New Roman" w:hAnsi="Arial" w:cs="Arial"/>
-          <w:color w:val="007CAD"/>
-          <w:sz w:val="27"/>
-          <w:szCs w:val="27"/>
-          <w:u w:val="single"/>
-          <w:lang w:bidi="hi-IN"/>
-        </w:rPr>
-        <w:fldChar w:fldCharType="end"/>
-      </w:r>
+      <w:hyperlink r:id="rId38" w:history="1">
+        <w:r>
+          <w:rPr>
+            <w:rFonts w:ascii="Arial" w:eastAsia="Times New Roman" w:hAnsi="Arial" w:cs="Arial"/>
+            <w:color w:val="007CAD"/>
+            <w:sz w:val="27"/>
+            <w:szCs w:val="27"/>
+            <w:u w:val="single"/>
+            <w:lang w:bidi="hi-IN"/>
+          </w:rPr>
+          <w:t>WebRTC</w:t>
+        </w:r>
+      </w:hyperlink>
       <w:r>
         <w:rPr>
           <w:rFonts w:ascii="Arial" w:eastAsia="Times New Roman" w:hAnsi="Arial" w:cs="Arial"/>
@@ -4032,7 +4007,7 @@
         </w:rPr>
         <w:t>2. Web hosts provide the hosting technology and resources required for the effective and secure operation of your website. They are responsible for keeping the server up and running, </w:t>
       </w:r>
-      <w:hyperlink r:id="rId38" w:history="1">
+      <w:hyperlink r:id="rId39" w:history="1">
         <w:r>
           <w:rPr>
             <w:rStyle w:val="Hyperlink"/>
@@ -4080,7 +4055,7 @@
           <w:lang w:bidi="hi-IN"/>
         </w:rPr>
         <w:drawing>
-          <wp:inline distT="0" distB="0" distL="0" distR="0" wp14:anchorId="18E19B03" wp14:editId="220493C4">
+          <wp:inline distT="0" distB="0" distL="0" distR="0" wp14:anchorId="79A25917" wp14:editId="6440B8B8">
             <wp:extent cx="5943600" cy="2254250"/>
             <wp:effectExtent l="0" t="0" r="0" b="0"/>
             <wp:docPr id="5" name="Picture 5"/>
@@ -4095,7 +4070,7 @@
                     <pic:cNvPicPr/>
                   </pic:nvPicPr>
                   <pic:blipFill>
-                    <a:blip r:embed="rId39"/>
+                    <a:blip r:embed="rId40"/>
                     <a:stretch>
                       <a:fillRect/>
                     </a:stretch>
@@ -4504,7 +4479,7 @@
           <w:lang w:bidi="hi-IN"/>
         </w:rPr>
         <w:drawing>
-          <wp:anchor distT="0" distB="0" distL="114300" distR="114300" simplePos="0" relativeHeight="251659264" behindDoc="0" locked="0" layoutInCell="1" allowOverlap="1" wp14:anchorId="24A5793B" wp14:editId="7B289AA8">
+          <wp:anchor distT="0" distB="0" distL="114300" distR="114300" simplePos="0" relativeHeight="251659264" behindDoc="0" locked="0" layoutInCell="1" allowOverlap="1" wp14:anchorId="21FB644E" wp14:editId="4443C8AC">
             <wp:simplePos x="0" y="0"/>
             <wp:positionH relativeFrom="column">
               <wp:posOffset>1059815</wp:posOffset>
@@ -4535,7 +4510,7 @@
                     <pic:cNvPicPr/>
                   </pic:nvPicPr>
                   <pic:blipFill>
-                    <a:blip r:embed="rId40" cstate="print">
+                    <a:blip r:embed="rId41" cstate="print">
                       <a:extLst>
                         <a:ext uri="{28A0092B-C50C-407E-A947-70E740481C1C}">
                           <a14:useLocalDpi xmlns:a14="http://schemas.microsoft.com/office/drawing/2010/main" val="0"/>
@@ -5312,24 +5287,8 @@
           <w:szCs w:val="24"/>
           <w:lang w:bidi="hi-IN"/>
         </w:rPr>
-        <w:t xml:space="preserve">, </w:t>
-      </w:r>
-      <w:proofErr w:type="spellStart"/>
-      <w:r>
-        <w:rPr>
-          <w:rFonts w:ascii="Arial" w:eastAsia="Times New Roman" w:hAnsi="Arial" w:cs="Arial"/>
-          <w:b/>
-          <w:bCs/>
-          <w:i/>
-          <w:iCs/>
-          <w:color w:val="0E101A"/>
-          <w:sz w:val="24"/>
-          <w:szCs w:val="24"/>
-          <w:lang w:bidi="hi-IN"/>
-        </w:rPr>
-        <w:t>JMeter</w:t>
-      </w:r>
-      <w:proofErr w:type="spellEnd"/>
+        <w:t>, JMeter</w:t>
+      </w:r>
       <w:r>
         <w:rPr>
           <w:rFonts w:ascii="Arial" w:eastAsia="Times New Roman" w:hAnsi="Arial" w:cs="Arial"/>
@@ -5642,23 +5601,7 @@
           <w:rFonts w:ascii="Arial" w:hAnsi="Arial" w:cs="Arial"/>
           <w:color w:val="0E101A"/>
         </w:rPr>
-        <w:t xml:space="preserve">Similar to browser compatibility, operating system compatibility should be done on all the versions of OS available: Linux, Windows, </w:t>
-      </w:r>
-      <w:proofErr w:type="spellStart"/>
-      <w:r>
-        <w:rPr>
-          <w:rFonts w:ascii="Arial" w:hAnsi="Arial" w:cs="Arial"/>
-          <w:color w:val="0E101A"/>
-        </w:rPr>
-        <w:t>macOS</w:t>
-      </w:r>
-      <w:proofErr w:type="spellEnd"/>
-      <w:r>
-        <w:rPr>
-          <w:rFonts w:ascii="Arial" w:hAnsi="Arial" w:cs="Arial"/>
-          <w:color w:val="0E101A"/>
-        </w:rPr>
-        <w:t>, etc., as a different OS, can render web elements differently, and that may affect the formatting, text fields, or buttons.</w:t>
+        <w:t>Similar to browser compatibility, operating system compatibility should be done on all the versions of OS available: Linux, Windows, macOS, etc., as a different OS, can render web elements differently, and that may affect the formatting, text fields, or buttons.</w:t>
       </w:r>
     </w:p>
     <w:p>
@@ -6350,7 +6293,7 @@
 </file>
 
 <file path=word/numbering.xml><?xml version="1.0" encoding="utf-8"?>
-<w:numbering xmlns:wpc="http://schemas.microsoft.com/office/word/2010/wordprocessingCanvas" xmlns:cx="http://schemas.microsoft.com/office/drawing/2014/chartex" xmlns:cx1="http://schemas.microsoft.com/office/drawing/2015/9/8/chartex" xmlns:mc="http://schemas.openxmlformats.org/markup-compatibility/2006" xmlns:o="urn:schemas-microsoft-com:office:office" xmlns:r="http://schemas.openxmlformats.org/officeDocument/2006/relationships" xmlns:m="http://schemas.openxmlformats.org/officeDocument/2006/math" xmlns:v="urn:schemas-microsoft-com:vml" xmlns:wp14="http://schemas.microsoft.com/office/word/2010/wordprocessingDrawing" xmlns:wp="http://schemas.openxmlformats.org/drawingml/2006/wordprocessingDrawing" xmlns:w10="urn:schemas-microsoft-com:office:word" xmlns:w="http://schemas.openxmlformats.org/wordprocessingml/2006/main" xmlns:w14="http://schemas.microsoft.com/office/word/2010/wordml" xmlns:w15="http://schemas.microsoft.com/office/word/2012/wordml" xmlns:w16se="http://schemas.microsoft.com/office/word/2015/wordml/symex" xmlns:wpg="http://schemas.microsoft.com/office/word/2010/wordprocessingGroup" xmlns:wpi="http://schemas.microsoft.com/office/word/2010/wordprocessingInk" xmlns:wne="http://schemas.microsoft.com/office/word/2006/wordml" xmlns:wps="http://schemas.microsoft.com/office/word/2010/wordprocessingShape" mc:Ignorable="w14 w15 w16se wp14">
+<w:numbering xmlns:wpc="http://schemas.microsoft.com/office/word/2010/wordprocessingCanvas" xmlns:cx="http://schemas.microsoft.com/office/drawing/2014/chartex" xmlns:cx1="http://schemas.microsoft.com/office/drawing/2015/9/8/chartex" xmlns:cx2="http://schemas.microsoft.com/office/drawing/2015/10/21/chartex" xmlns:cx3="http://schemas.microsoft.com/office/drawing/2016/5/9/chartex" xmlns:cx4="http://schemas.microsoft.com/office/drawing/2016/5/10/chartex" xmlns:cx5="http://schemas.microsoft.com/office/drawing/2016/5/11/chartex" xmlns:cx6="http://schemas.microsoft.com/office/drawing/2016/5/12/chartex" xmlns:cx7="http://schemas.microsoft.com/office/drawing/2016/5/13/chartex" xmlns:cx8="http://schemas.microsoft.com/office/drawing/2016/5/14/chartex" xmlns:mc="http://schemas.openxmlformats.org/markup-compatibility/2006" xmlns:aink="http://schemas.microsoft.com/office/drawing/2016/ink" xmlns:am3d="http://schemas.microsoft.com/office/drawing/2017/model3d" xmlns:o="urn:schemas-microsoft-com:office:office" xmlns:oel="http://schemas.microsoft.com/office/2019/extlst" xmlns:r="http://schemas.openxmlformats.org/officeDocument/2006/relationships" xmlns:m="http://schemas.openxmlformats.org/officeDocument/2006/math" xmlns:v="urn:schemas-microsoft-com:vml" xmlns:wp14="http://schemas.microsoft.com/office/word/2010/wordprocessingDrawing" xmlns:wp="http://schemas.openxmlformats.org/drawingml/2006/wordprocessingDrawing" xmlns:w10="urn:schemas-microsoft-com:office:word" xmlns:w="http://schemas.openxmlformats.org/wordprocessingml/2006/main" xmlns:w14="http://schemas.microsoft.com/office/word/2010/wordml" xmlns:w15="http://schemas.microsoft.com/office/word/2012/wordml" xmlns:w16cex="http://schemas.microsoft.com/office/word/2018/wordml/cex" xmlns:w16cid="http://schemas.microsoft.com/office/word/2016/wordml/cid" xmlns:w16="http://schemas.microsoft.com/office/word/2018/wordml" xmlns:w16du="http://schemas.microsoft.com/office/word/2023/wordml/word16du" xmlns:w16sdtdh="http://schemas.microsoft.com/office/word/2020/wordml/sdtdatahash" xmlns:w16se="http://schemas.microsoft.com/office/word/2015/wordml/symex" xmlns:wpg="http://schemas.microsoft.com/office/word/2010/wordprocessingGroup" xmlns:wpi="http://schemas.microsoft.com/office/word/2010/wordprocessingInk" xmlns:wne="http://schemas.microsoft.com/office/word/2006/wordml" xmlns:wps="http://schemas.microsoft.com/office/word/2010/wordprocessingShape" mc:Ignorable="w14 w15 w16se w16cid w16 w16cex w16sdtdh w16du wp14">
   <w:abstractNum w:abstractNumId="0" w15:restartNumberingAfterBreak="0">
     <w:nsid w:val="21C82492"/>
     <w:multiLevelType w:val="multilevel"/>
@@ -7060,26 +7003,26 @@
       </w:pPr>
     </w:lvl>
   </w:abstractNum>
-  <w:num w:numId="1">
+  <w:num w:numId="1" w16cid:durableId="930431031">
     <w:abstractNumId w:val="0"/>
   </w:num>
-  <w:num w:numId="2">
+  <w:num w:numId="2" w16cid:durableId="1451557621">
     <w:abstractNumId w:val="2"/>
   </w:num>
-  <w:num w:numId="3">
+  <w:num w:numId="3" w16cid:durableId="1303346464">
     <w:abstractNumId w:val="1"/>
   </w:num>
-  <w:num w:numId="4">
+  <w:num w:numId="4" w16cid:durableId="1877614775">
     <w:abstractNumId w:val="3"/>
   </w:num>
-  <w:num w:numId="5">
+  <w:num w:numId="5" w16cid:durableId="388647965">
     <w:abstractNumId w:val="4"/>
   </w:num>
 </w:numbering>
 </file>
 
 <file path=word/styles.xml><?xml version="1.0" encoding="utf-8"?>
-<w:styles xmlns:mc="http://schemas.openxmlformats.org/markup-compatibility/2006" xmlns:r="http://schemas.openxmlformats.org/officeDocument/2006/relationships" xmlns:w="http://schemas.openxmlformats.org/wordprocessingml/2006/main" xmlns:w14="http://schemas.microsoft.com/office/word/2010/wordml" xmlns:w15="http://schemas.microsoft.com/office/word/2012/wordml" xmlns:w16se="http://schemas.microsoft.com/office/word/2015/wordml/symex" mc:Ignorable="w14 w15 w16se">
+<w:styles xmlns:mc="http://schemas.openxmlformats.org/markup-compatibility/2006" xmlns:r="http://schemas.openxmlformats.org/officeDocument/2006/relationships" xmlns:w="http://schemas.openxmlformats.org/wordprocessingml/2006/main" xmlns:w14="http://schemas.microsoft.com/office/word/2010/wordml" xmlns:w15="http://schemas.microsoft.com/office/word/2012/wordml" xmlns:w16cex="http://schemas.microsoft.com/office/word/2018/wordml/cex" xmlns:w16cid="http://schemas.microsoft.com/office/word/2016/wordml/cid" xmlns:w16="http://schemas.microsoft.com/office/word/2018/wordml" xmlns:w16du="http://schemas.microsoft.com/office/word/2023/wordml/word16du" xmlns:w16sdtdh="http://schemas.microsoft.com/office/word/2020/wordml/sdtdatahash" xmlns:w16se="http://schemas.microsoft.com/office/word/2015/wordml/symex" mc:Ignorable="w14 w15 w16se w16cid w16 w16cex w16sdtdh w16du">
   <w:docDefaults>
     <w:rPrDefault>
       <w:rPr>
@@ -7095,7 +7038,7 @@
       </w:pPr>
     </w:pPrDefault>
   </w:docDefaults>
-  <w:latentStyles w:defLockedState="0" w:defUIPriority="99" w:defSemiHidden="0" w:defUnhideWhenUsed="0" w:defQFormat="0" w:count="371">
+  <w:latentStyles w:defLockedState="0" w:defUIPriority="99" w:defSemiHidden="0" w:defUnhideWhenUsed="0" w:defQFormat="0" w:count="376">
     <w:lsdException w:name="Normal" w:uiPriority="0" w:qFormat="1"/>
     <w:lsdException w:name="heading 1" w:uiPriority="9" w:qFormat="1"/>
     <w:lsdException w:name="heading 2" w:semiHidden="1" w:uiPriority="9" w:unhideWhenUsed="1" w:qFormat="1"/>
@@ -7467,6 +7410,11 @@
     <w:lsdException w:name="List Table 5 Dark Accent 6" w:uiPriority="50"/>
     <w:lsdException w:name="List Table 6 Colorful Accent 6" w:uiPriority="51"/>
     <w:lsdException w:name="List Table 7 Colorful Accent 6" w:uiPriority="52"/>
+    <w:lsdException w:name="Mention" w:semiHidden="1" w:unhideWhenUsed="1"/>
+    <w:lsdException w:name="Smart Hyperlink" w:semiHidden="1" w:unhideWhenUsed="1"/>
+    <w:lsdException w:name="Hashtag" w:semiHidden="1" w:unhideWhenUsed="1"/>
+    <w:lsdException w:name="Unresolved Mention" w:semiHidden="1" w:unhideWhenUsed="1"/>
+    <w:lsdException w:name="Smart Link" w:semiHidden="1" w:unhideWhenUsed="1"/>
   </w:latentStyles>
   <w:style w:type="paragraph" w:default="1" w:styleId="Normal">
     <w:name w:val="Normal"/>
